--- a/thomas_resume_2page.docx
+++ b/thomas_resume_2page.docx
@@ -65,7 +65,7 @@
         </w:pBdr>
         <w:spacing w:after="0" w:before="40"/>
       </w:pPr>
-      <w:hyperlink w:history="1" r:id="rId06oabodsk4qekunbvlmki">
+      <w:hyperlink w:history="1" r:id="rId1qicpgcsujrxrvzrgmqkt">
         <w:r>
           <w:rPr>
             <w:rFonts w:ascii="Arial" w:cs="Arial" w:eastAsia="Arial" w:hAnsi="Arial"/>
@@ -85,7 +85,7 @@
         </w:rPr>
         <w:t xml:space="preserve">   •   510-988-3444   •   </w:t>
       </w:r>
-      <w:hyperlink w:history="1" r:id="rIdrtb4fk_r6rwvwic-q8a11">
+      <w:hyperlink w:history="1" r:id="rId2wm_in9ie4k_idporliql">
         <w:r>
           <w:rPr>
             <w:rFonts w:ascii="Arial" w:cs="Arial" w:eastAsia="Arial" w:hAnsi="Arial"/>
@@ -840,7 +840,7 @@
           <w:sz w:val="18"/>
           <w:szCs w:val="18"/>
         </w:rPr>
-        <w:t xml:space="preserve">Reducing Veteran Evictions &amp; Homelessness — U.S. Dept. of Veterans Affairs  •  Co-PI  •  2024–2027</w:t>
+        <w:t xml:space="preserve">Reducing Veteran Evictions &amp; Homelessness — U.S. Dept. of Veterans Affairs  •  Co-Investigator  •  2024–2027</w:t>
       </w:r>
       <w:r>
         <w:rPr>
@@ -1459,7 +1459,7 @@
         </w:rPr>
         <w:t xml:space="preserve">Full list of publications and public reports in CV: </w:t>
       </w:r>
-      <w:hyperlink w:history="1" r:id="rId38oltwabd3uf0bzd32dud">
+      <w:hyperlink w:history="1" r:id="rIdotpqjdqlfw2ouhrj3azgs">
         <w:r>
           <w:rPr>
             <w:rFonts w:ascii="Arial" w:cs="Arial" w:eastAsia="Arial" w:hAnsi="Arial"/>
